--- a/templates/docx/employer_letter_naim_template.docx
+++ b/templates/docx/employer_letter_naim_template.docx
@@ -167,7 +167,7 @@
           <w:i w:val="0"/>
           <w:sz w:val="24"/>
         </w:rPr>
-        <w:t>Размер вознаграждения {{ applicant.full_name_native }} составляет {{ fmt_money(contract.salary_rub) }} ({{ contract.salary_rub_words }}) рублей или {{ eur.amount_int }} ({{ eur.amount_words_ru }}) евро по курсу ЦБ РФ на день составления письма, выплачиваемых ежемесячно на регулярной основе в соответствии с условиями трудового договора.</w:t>
+        <w:t>Размер вознаграждения {{ applicant.full_name_genitive }} составляет {{ fmt_money(contract.salary_rub) }} ({{ contract.salary_rub_words }}) рублей или {{ eur.amount_int }} ({{ eur.amount_words_ru }}) евро по курсу ЦБ РФ на день составления письма, выплачиваемых ежемесячно на регулярной основе в соответствии с условиями трудового договора.</w:t>
       </w:r>
     </w:p>
     <w:p>
@@ -182,7 +182,7 @@
           <w:i w:val="0"/>
           <w:sz w:val="24"/>
         </w:rPr>
-        <w:t>Трудовой договор с {{ applicant.full_name_native }} заключён на неопределённый срок (бессрочно).</w:t>
+        <w:t>Трудовой договор с {{ applicant.full_name_instrumental }} заключён на неопределённый срок (бессрочно).</w:t>
       </w:r>
     </w:p>
     <w:p>

--- a/templates/docx/employer_letter_naim_template.docx
+++ b/templates/docx/employer_letter_naim_template.docx
@@ -197,7 +197,7 @@
           <w:i w:val="0"/>
           <w:sz w:val="24"/>
         </w:rPr>
-        <w:t>{{ company.short_name }} официально разрешает {{ applicant.full_name_native }} выполнение работ по данному договору находясь на территории Королевства Испания.</w:t>
+        <w:t>{{ company.short_name }} официально разрешает {{ applicant.full_name_dative }} выполнение работ по данному договору находясь на территории Королевства Испания.</w:t>
       </w:r>
     </w:p>
     <w:p>
